--- a/EG 2.3 Sprint Planning.docx
+++ b/EG 2.3 Sprint Planning.docx
@@ -24,7 +24,7 @@
         <w:pStyle w:val="Heading1"/>
       </w:pPr>
       <w:r>
-        <w:t>Lab 4: Sprint Planning (40 mins)</w:t>
+        <w:t>Lab: Sprint Planning (40 mins)</w:t>
       </w:r>
     </w:p>
     <w:p>
@@ -76,7 +76,19 @@
         </w:numPr>
       </w:pPr>
       <w:r>
-        <w:t>“User can register and log in”</w:t>
+        <w:t>“</w:t>
+      </w:r>
+      <w:r>
+        <w:rPr>
+          <w:i/>
+          <w:iCs/>
+          <w:sz w:val="28"/>
+          <w:szCs w:val="28"/>
+        </w:rPr>
+        <w:t>User can register and log in</w:t>
+      </w:r>
+      <w:r>
+        <w:t>”</w:t>
       </w:r>
     </w:p>
     <w:p/>
@@ -108,14 +120,18 @@
       </w:r>
     </w:p>
     <w:p>
+      <w:pPr>
+        <w:rPr>
+          <w:b/>
+          <w:bCs/>
+        </w:rPr>
+      </w:pPr>
       <w:r>
         <w:rPr>
-          <w:rFonts w:ascii="Segoe UI Emoji" w:hAnsi="Segoe UI Emoji" w:cs="Segoe UI Emoji"/>
+          <w:b/>
+          <w:bCs/>
         </w:rPr>
-        <w:t>👉</w:t>
-      </w:r>
-      <w:r>
-        <w:t xml:space="preserve"> Prompt:</w:t>
+        <w:t>Prompt:</w:t>
       </w:r>
     </w:p>
     <w:p>
@@ -142,10 +158,20 @@
       <w:r>
         <w:t>Example:</w:t>
       </w:r>
-    </w:p>
-    <w:p>
       <w:r>
-        <w:t>User story: Register</w:t>
+        <w:t xml:space="preserve">  </w:t>
+      </w:r>
+      <w:r>
+        <w:t xml:space="preserve">User story: </w:t>
+      </w:r>
+      <w:r>
+        <w:rPr>
+          <w:i/>
+          <w:iCs/>
+          <w:sz w:val="24"/>
+          <w:szCs w:val="24"/>
+        </w:rPr>
+        <w:t>Register</w:t>
       </w:r>
     </w:p>
     <w:p>
